--- a/workbook/05 bjtsAc/bjtAcBlank.docx
+++ b/workbook/05 bjtsAc/bjtAcBlank.docx
@@ -597,6 +597,7 @@
           <w:sz w:val="28"/>
           <w:szCs w:val="28"/>
         </w:rPr>
+        <w:lastRenderedPageBreak/>
         <w:t>Small signal analysis</w:t>
       </w:r>
       <w:r>
@@ -1161,6 +1162,7 @@
           <w:sz w:val="28"/>
           <w:szCs w:val="28"/>
         </w:rPr>
+        <w:lastRenderedPageBreak/>
         <w:t>Small signal analysis</w:t>
       </w:r>
       <w:r>
@@ -1766,6 +1768,7 @@
         <w:rPr>
           <w:noProof/>
         </w:rPr>
+        <w:lastRenderedPageBreak/>
         <mc:AlternateContent>
           <mc:Choice Requires="wps">
             <w:drawing>
@@ -2164,6 +2167,7 @@
           <w:sz w:val="28"/>
           <w:szCs w:val="28"/>
         </w:rPr>
+        <w:lastRenderedPageBreak/>
         <w:t>Examining the input/output behavior of various amplifiers</w:t>
       </w:r>
     </w:p>
@@ -2346,13 +2350,454 @@
         <w:t>.</w:t>
       </w:r>
     </w:p>
+    <w:p>
+      <w:pPr>
+        <w:spacing w:after="0" w:line="240" w:lineRule="auto"/>
+        <w:rPr>
+          <w:rFonts w:cstheme="minorHAnsi"/>
+        </w:rPr>
+      </w:pPr>
+      <w:r>
+        <w:rPr>
+          <w:rFonts w:cstheme="minorHAnsi"/>
+          <w:noProof/>
+        </w:rPr>
+        <w:drawing>
+          <wp:inline distT="0" distB="0" distL="0" distR="0" wp14:anchorId="2EE3D9D6" wp14:editId="7628BE68">
+            <wp:extent cx="3600096" cy="2880000"/>
+            <wp:effectExtent l="0" t="0" r="635" b="0"/>
+            <wp:docPr id="1356589876" name="Picture 8"/>
+            <wp:cNvGraphicFramePr>
+              <a:graphicFrameLocks xmlns:a="http://schemas.openxmlformats.org/drawingml/2006/main" noChangeAspect="1"/>
+            </wp:cNvGraphicFramePr>
+            <a:graphic xmlns:a="http://schemas.openxmlformats.org/drawingml/2006/main">
+              <a:graphicData uri="http://schemas.openxmlformats.org/drawingml/2006/picture">
+                <pic:pic xmlns:pic="http://schemas.openxmlformats.org/drawingml/2006/picture">
+                  <pic:nvPicPr>
+                    <pic:cNvPr id="1622644604" name="Picture 1622644604"/>
+                    <pic:cNvPicPr/>
+                  </pic:nvPicPr>
+                  <pic:blipFill>
+                    <a:blip r:embed="rId11" cstate="print">
+                      <a:extLst>
+                        <a:ext uri="{28A0092B-C50C-407E-A947-70E740481C1C}">
+                          <a14:useLocalDpi xmlns:a14="http://schemas.microsoft.com/office/drawing/2010/main" val="0"/>
+                        </a:ext>
+                      </a:extLst>
+                    </a:blip>
+                    <a:stretch>
+                      <a:fillRect/>
+                    </a:stretch>
+                  </pic:blipFill>
+                  <pic:spPr>
+                    <a:xfrm>
+                      <a:off x="0" y="0"/>
+                      <a:ext cx="3600096" cy="2880000"/>
+                    </a:xfrm>
+                    <a:prstGeom prst="rect">
+                      <a:avLst/>
+                    </a:prstGeom>
+                  </pic:spPr>
+                </pic:pic>
+              </a:graphicData>
+            </a:graphic>
+          </wp:inline>
+        </w:drawing>
+      </w:r>
+    </w:p>
+    <w:p>
+      <w:pPr>
+        <w:spacing w:after="0" w:line="240" w:lineRule="auto"/>
+        <w:rPr>
+          <w:rFonts w:cstheme="minorHAnsi"/>
+        </w:rPr>
+      </w:pPr>
+    </w:p>
+    <w:p>
+      <w:pPr>
+        <w:spacing w:after="0" w:line="240" w:lineRule="auto"/>
+        <w:rPr>
+          <w:rFonts w:cstheme="minorHAnsi"/>
+        </w:rPr>
+      </w:pPr>
+    </w:p>
+    <w:p>
+      <w:pPr>
+        <w:spacing w:after="0" w:line="240" w:lineRule="auto"/>
+        <w:rPr>
+          <w:rFonts w:cstheme="minorHAnsi"/>
+          <w:b/>
+          <w:bCs/>
+        </w:rPr>
+      </w:pPr>
+      <w:r>
+        <w:rPr>
+          <w:rFonts w:cstheme="minorHAnsi"/>
+          <w:b/>
+          <w:bCs/>
+        </w:rPr>
+        <w:lastRenderedPageBreak/>
+        <w:t>Practical Application – High gain feedback amplifier</w:t>
+      </w:r>
+    </w:p>
+    <w:p>
+      <w:pPr>
+        <w:spacing w:after="0" w:line="240" w:lineRule="auto"/>
+        <w:rPr>
+          <w:rFonts w:cstheme="minorHAnsi"/>
+        </w:rPr>
+      </w:pPr>
+      <w:r>
+        <w:rPr>
+          <w:rFonts w:cstheme="minorHAnsi"/>
+        </w:rPr>
+        <w:t>The schematic below is an amplifier that uses a feedback topology to secure high fidelity audio reproduction.  At its core, this amplifier is very much like an opamp with the V</w:t>
+      </w:r>
+      <w:r>
+        <w:rPr>
+          <w:rFonts w:cstheme="minorHAnsi"/>
+          <w:vertAlign w:val="subscript"/>
+        </w:rPr>
+        <w:t>p</w:t>
+      </w:r>
+      <w:r>
+        <w:rPr>
+          <w:rFonts w:cstheme="minorHAnsi"/>
+        </w:rPr>
+        <w:t xml:space="preserve"> and V</w:t>
+      </w:r>
+      <w:r>
+        <w:rPr>
+          <w:rFonts w:cstheme="minorHAnsi"/>
+          <w:vertAlign w:val="subscript"/>
+        </w:rPr>
+        <w:t>m</w:t>
+      </w:r>
+      <w:r>
+        <w:rPr>
+          <w:rFonts w:cstheme="minorHAnsi"/>
+        </w:rPr>
+        <w:t xml:space="preserve"> inputs being the non-inverting and inverting input respectively and V</w:t>
+      </w:r>
+      <w:r>
+        <w:rPr>
+          <w:rFonts w:cstheme="minorHAnsi"/>
+          <w:vertAlign w:val="subscript"/>
+        </w:rPr>
+        <w:t>out</w:t>
+      </w:r>
+      <w:r>
+        <w:rPr>
+          <w:rFonts w:cstheme="minorHAnsi"/>
+        </w:rPr>
+        <w:t>, the opamp’s output. The circuitry in the red and orange boxes (at left) are the input and feedback respectively.</w:t>
+      </w:r>
+    </w:p>
+    <w:p>
+      <w:pPr>
+        <w:spacing w:after="0" w:line="240" w:lineRule="auto"/>
+        <w:rPr>
+          <w:rFonts w:cstheme="minorHAnsi"/>
+        </w:rPr>
+      </w:pPr>
+      <w:r>
+        <w:rPr>
+          <w:rFonts w:cstheme="minorHAnsi"/>
+        </w:rPr>
+        <w:drawing>
+          <wp:inline distT="0" distB="0" distL="0" distR="0" wp14:anchorId="1C04A3D1" wp14:editId="4853C06D">
+            <wp:extent cx="5943600" cy="2095500"/>
+            <wp:effectExtent l="0" t="0" r="0" b="0"/>
+            <wp:docPr id="402883253" name="Picture 9"/>
+            <wp:cNvGraphicFramePr>
+              <a:graphicFrameLocks xmlns:a="http://schemas.openxmlformats.org/drawingml/2006/main" noChangeAspect="1"/>
+            </wp:cNvGraphicFramePr>
+            <a:graphic xmlns:a="http://schemas.openxmlformats.org/drawingml/2006/main">
+              <a:graphicData uri="http://schemas.openxmlformats.org/drawingml/2006/picture">
+                <pic:pic xmlns:pic="http://schemas.openxmlformats.org/drawingml/2006/picture">
+                  <pic:nvPicPr>
+                    <pic:cNvPr id="0" name="Picture 1"/>
+                    <pic:cNvPicPr>
+                      <a:picLocks noChangeAspect="1" noChangeArrowheads="1"/>
+                    </pic:cNvPicPr>
+                  </pic:nvPicPr>
+                  <pic:blipFill>
+                    <a:blip r:embed="rId12">
+                      <a:extLst>
+                        <a:ext uri="{28A0092B-C50C-407E-A947-70E740481C1C}">
+                          <a14:useLocalDpi xmlns:a14="http://schemas.microsoft.com/office/drawing/2010/main" val="0"/>
+                        </a:ext>
+                      </a:extLst>
+                    </a:blip>
+                    <a:srcRect/>
+                    <a:stretch>
+                      <a:fillRect/>
+                    </a:stretch>
+                  </pic:blipFill>
+                  <pic:spPr bwMode="auto">
+                    <a:xfrm>
+                      <a:off x="0" y="0"/>
+                      <a:ext cx="5943600" cy="2095500"/>
+                    </a:xfrm>
+                    <a:prstGeom prst="rect">
+                      <a:avLst/>
+                    </a:prstGeom>
+                    <a:noFill/>
+                    <a:ln>
+                      <a:noFill/>
+                    </a:ln>
+                  </pic:spPr>
+                </pic:pic>
+              </a:graphicData>
+            </a:graphic>
+          </wp:inline>
+        </w:drawing>
+      </w:r>
+    </w:p>
+    <w:p>
+      <w:pPr>
+        <w:spacing w:after="0" w:line="240" w:lineRule="auto"/>
+        <w:rPr>
+          <w:rFonts w:cstheme="minorHAnsi"/>
+        </w:rPr>
+      </w:pPr>
+      <w:r>
+        <w:rPr>
+          <w:rFonts w:cstheme="minorHAnsi"/>
+        </w:rPr>
+        <w:t>Notes:</w:t>
+      </w:r>
+    </w:p>
+    <w:p>
+      <w:pPr>
+        <w:numPr>
+          <w:ilvl w:val="0"/>
+          <w:numId w:val="36"/>
+        </w:numPr>
+        <w:spacing w:after="0" w:line="240" w:lineRule="auto"/>
+        <w:rPr>
+          <w:rFonts w:cstheme="minorHAnsi"/>
+        </w:rPr>
+      </w:pPr>
+      <w:r>
+        <w:rPr>
+          <w:rFonts w:cstheme="minorHAnsi"/>
+        </w:rPr>
+        <w:t>The 1mA current sources are implemented using current sources and current mirrors that you learned about in class.  You should assume that their r</w:t>
+      </w:r>
+      <w:r>
+        <w:rPr>
+          <w:rFonts w:cstheme="minorHAnsi"/>
+          <w:vertAlign w:val="subscript"/>
+        </w:rPr>
+        <w:t>o</w:t>
+      </w:r>
+      <w:r>
+        <w:rPr>
+          <w:rFonts w:cstheme="minorHAnsi"/>
+        </w:rPr>
+        <w:t xml:space="preserve"> is 100kΩ</w:t>
+      </w:r>
+    </w:p>
+    <w:p>
+      <w:pPr>
+        <w:numPr>
+          <w:ilvl w:val="0"/>
+          <w:numId w:val="36"/>
+        </w:numPr>
+        <w:spacing w:after="0" w:line="240" w:lineRule="auto"/>
+        <w:rPr>
+          <w:rFonts w:cstheme="minorHAnsi"/>
+        </w:rPr>
+      </w:pPr>
+      <w:r>
+        <w:rPr>
+          <w:rFonts w:cstheme="minorHAnsi"/>
+        </w:rPr>
+        <w:t>You should assume that the NPN and PNP transistors are matched because they are.  They were manufactured by TI and purchased as single lots from Digikey.</w:t>
+      </w:r>
+    </w:p>
+    <w:p>
+      <w:pPr>
+        <w:spacing w:after="0" w:line="240" w:lineRule="auto"/>
+        <w:rPr>
+          <w:rFonts w:cstheme="minorHAnsi"/>
+        </w:rPr>
+      </w:pPr>
+    </w:p>
+    <w:p>
+      <w:pPr>
+        <w:spacing w:after="0" w:line="240" w:lineRule="auto"/>
+        <w:rPr>
+          <w:rFonts w:cstheme="minorHAnsi"/>
+        </w:rPr>
+      </w:pPr>
+      <w:r>
+        <w:rPr>
+          <w:rFonts w:cstheme="minorHAnsi"/>
+        </w:rPr>
+        <w:t>The Input Stage</w:t>
+      </w:r>
+    </w:p>
+    <w:p>
+      <w:pPr>
+        <w:numPr>
+          <w:ilvl w:val="0"/>
+          <w:numId w:val="37"/>
+        </w:numPr>
+        <w:spacing w:after="0" w:line="240" w:lineRule="auto"/>
+        <w:rPr>
+          <w:rFonts w:cstheme="minorHAnsi"/>
+        </w:rPr>
+      </w:pPr>
+      <w:r>
+        <w:rPr>
+          <w:rFonts w:cstheme="minorHAnsi"/>
+        </w:rPr>
+        <w:t>The input stage is formed by the components in the blue outlined box.  What arrangements are the BJTs in this box forming?</w:t>
+      </w:r>
+    </w:p>
+    <w:p>
+      <w:pPr>
+        <w:numPr>
+          <w:ilvl w:val="0"/>
+          <w:numId w:val="37"/>
+        </w:numPr>
+        <w:spacing w:after="0" w:line="240" w:lineRule="auto"/>
+        <w:rPr>
+          <w:rFonts w:cstheme="minorHAnsi"/>
+        </w:rPr>
+      </w:pPr>
+      <w:r>
+        <w:rPr>
+          <w:rFonts w:cstheme="minorHAnsi"/>
+        </w:rPr>
+        <w:t>What does the collector current of the NPN attached to Vp depend on?</w:t>
+      </w:r>
+    </w:p>
+    <w:p>
+      <w:pPr>
+        <w:numPr>
+          <w:ilvl w:val="0"/>
+          <w:numId w:val="37"/>
+        </w:numPr>
+        <w:spacing w:after="0" w:line="240" w:lineRule="auto"/>
+        <w:rPr>
+          <w:rFonts w:cstheme="minorHAnsi"/>
+        </w:rPr>
+      </w:pPr>
+      <w:r>
+        <w:rPr>
+          <w:rFonts w:cstheme="minorHAnsi"/>
+        </w:rPr>
+        <w:t>What arrangements are the BJTs in the purple box forming?</w:t>
+      </w:r>
+    </w:p>
+    <w:p>
+      <w:pPr>
+        <w:numPr>
+          <w:ilvl w:val="0"/>
+          <w:numId w:val="37"/>
+        </w:numPr>
+        <w:spacing w:after="0" w:line="240" w:lineRule="auto"/>
+        <w:rPr>
+          <w:rFonts w:cstheme="minorHAnsi"/>
+        </w:rPr>
+      </w:pPr>
+      <w:r>
+        <w:rPr>
+          <w:rFonts w:cstheme="minorHAnsi"/>
+        </w:rPr>
+        <w:t>The current flow between the purple and yellow boxes is the KCL flow from the purple circuit and the blue circuit.</w:t>
+      </w:r>
+    </w:p>
+    <w:p>
+      <w:pPr>
+        <w:numPr>
+          <w:ilvl w:val="0"/>
+          <w:numId w:val="37"/>
+        </w:numPr>
+        <w:spacing w:after="0" w:line="240" w:lineRule="auto"/>
+        <w:rPr>
+          <w:rFonts w:cstheme="minorHAnsi"/>
+        </w:rPr>
+      </w:pPr>
+      <w:r>
+        <w:rPr>
+          <w:rFonts w:cstheme="minorHAnsi"/>
+        </w:rPr>
+        <w:t>The capacitor in the yellow box is amplified by the Miller effect.</w:t>
+      </w:r>
+    </w:p>
+    <w:p>
+      <w:pPr>
+        <w:numPr>
+          <w:ilvl w:val="0"/>
+          <w:numId w:val="37"/>
+        </w:numPr>
+        <w:spacing w:after="0" w:line="240" w:lineRule="auto"/>
+        <w:rPr>
+          <w:rFonts w:cstheme="minorHAnsi"/>
+        </w:rPr>
+      </w:pPr>
+      <w:r>
+        <w:rPr>
+          <w:rFonts w:cstheme="minorHAnsi"/>
+        </w:rPr>
+        <w:t>What is the configuration of each of the BJTs in the brown box?</w:t>
+      </w:r>
+    </w:p>
+    <w:p>
+      <w:pPr>
+        <w:numPr>
+          <w:ilvl w:val="0"/>
+          <w:numId w:val="37"/>
+        </w:numPr>
+        <w:spacing w:after="0" w:line="240" w:lineRule="auto"/>
+        <w:rPr>
+          <w:rFonts w:cstheme="minorHAnsi"/>
+        </w:rPr>
+      </w:pPr>
+      <w:r>
+        <w:rPr>
+          <w:rFonts w:cstheme="minorHAnsi"/>
+        </w:rPr>
+        <w:t>What is the purpose of the pair of diodes in the cyan box?</w:t>
+      </w:r>
+    </w:p>
+    <w:p>
+      <w:pPr>
+        <w:numPr>
+          <w:ilvl w:val="0"/>
+          <w:numId w:val="37"/>
+        </w:numPr>
+        <w:spacing w:after="0" w:line="240" w:lineRule="auto"/>
+        <w:rPr>
+          <w:rFonts w:cstheme="minorHAnsi"/>
+        </w:rPr>
+      </w:pPr>
+      <w:r>
+        <w:rPr>
+          <w:rFonts w:cstheme="minorHAnsi"/>
+        </w:rPr>
+        <w:t>Where have you seen the circuit in the black box?</w:t>
+      </w:r>
+    </w:p>
+    <w:p>
+      <w:pPr>
+        <w:spacing w:after="0" w:line="240" w:lineRule="auto"/>
+        <w:rPr>
+          <w:rFonts w:cstheme="minorHAnsi"/>
+        </w:rPr>
+      </w:pPr>
+    </w:p>
     <w:sectPr>
-      <w:headerReference w:type="even" r:id="rId12"/>
-      <w:headerReference w:type="default" r:id="rId13"/>
-      <w:footerReference w:type="even" r:id="rId14"/>
-      <w:footerReference w:type="default" r:id="rId15"/>
-      <w:headerReference w:type="first" r:id="rId16"/>
-      <w:footerReference w:type="first" r:id="rId17"/>
+      <w:headerReference w:type="even" r:id="rId13"/>
+      <w:headerReference w:type="default" r:id="rId14"/>
+      <w:footerReference w:type="even" r:id="rId15"/>
+      <w:footerReference w:type="default" r:id="rId16"/>
+      <w:headerReference w:type="first" r:id="rId17"/>
+      <w:footerReference w:type="first" r:id="rId18"/>
       <w:pgSz w:w="12240" w:h="15840"/>
       <w:pgMar w:top="1509" w:right="1436" w:bottom="1480" w:left="1440" w:header="720" w:footer="719" w:gutter="0"/>
       <w:cols w:space="720"/>
@@ -7060,6 +7505,48 @@
   </w:num>
   <w:num w:numId="35" w16cid:durableId="829564289">
     <w:abstractNumId w:val="6"/>
+  </w:num>
+  <w:num w:numId="36" w16cid:durableId="2066101214">
+    <w:abstractNumId w:val="8"/>
+    <w:lvlOverride w:ilvl="0"/>
+    <w:lvlOverride w:ilvl="1"/>
+    <w:lvlOverride w:ilvl="2"/>
+    <w:lvlOverride w:ilvl="3"/>
+    <w:lvlOverride w:ilvl="4"/>
+    <w:lvlOverride w:ilvl="5"/>
+    <w:lvlOverride w:ilvl="6"/>
+    <w:lvlOverride w:ilvl="7"/>
+    <w:lvlOverride w:ilvl="8"/>
+  </w:num>
+  <w:num w:numId="37" w16cid:durableId="332146001">
+    <w:abstractNumId w:val="12"/>
+    <w:lvlOverride w:ilvl="0">
+      <w:startOverride w:val="1"/>
+    </w:lvlOverride>
+    <w:lvlOverride w:ilvl="1">
+      <w:startOverride w:val="1"/>
+    </w:lvlOverride>
+    <w:lvlOverride w:ilvl="2">
+      <w:startOverride w:val="1"/>
+    </w:lvlOverride>
+    <w:lvlOverride w:ilvl="3">
+      <w:startOverride w:val="1"/>
+    </w:lvlOverride>
+    <w:lvlOverride w:ilvl="4">
+      <w:startOverride w:val="1"/>
+    </w:lvlOverride>
+    <w:lvlOverride w:ilvl="5">
+      <w:startOverride w:val="1"/>
+    </w:lvlOverride>
+    <w:lvlOverride w:ilvl="6">
+      <w:startOverride w:val="1"/>
+    </w:lvlOverride>
+    <w:lvlOverride w:ilvl="7">
+      <w:startOverride w:val="1"/>
+    </w:lvlOverride>
+    <w:lvlOverride w:ilvl="8">
+      <w:startOverride w:val="1"/>
+    </w:lvlOverride>
   </w:num>
 </w:numbering>
 </file>
@@ -7493,7 +7980,6 @@
   <w:style w:type="character" w:default="1" w:styleId="DefaultParagraphFont">
     <w:name w:val="Default Paragraph Font"/>
     <w:uiPriority w:val="1"/>
-    <w:semiHidden/>
     <w:unhideWhenUsed/>
   </w:style>
   <w:style w:type="table" w:default="1" w:styleId="TableNormal">
